--- a/grc/docx/53.content.docx
+++ b/grc/docx/53.content.docx
@@ -7,7 +7,7 @@
       <w:pPr/>
       <w:r>
         <w:rPr>
-          <w:lang w:val="en_US" w:bidi="en_US"/>
+          <w:lang w:val="el_GR" w:bidi="el_GR"/>
         </w:rPr>
       </w:r>
     </w:p>
@@ -17,13 +17,13 @@
       </w:pPr>
       <w:r>
         <w:rPr>
-          <w:lang w:val="en_US" w:bidi="en_US"/>
+          <w:lang w:val="el_GR" w:bidi="el_GR"/>
         </w:rPr>
         <w:t>Resource: The SBL Greek New Testament</w:t>
       </w:r>
       <w:r>
         <w:rPr>
-          <w:lang w:val="en_US" w:bidi="en_US"/>
+          <w:lang w:val="el_GR" w:bidi="el_GR"/>
         </w:rPr>
       </w:r>
     </w:p>
@@ -31,26 +31,26 @@
       <w:pPr/>
       <w:r>
         <w:rPr>
-          <w:lang w:val="en_US" w:bidi="en_US"/>
+          <w:lang w:val="el_GR" w:bidi="el_GR"/>
         </w:rPr>
       </w:r>
       <w:r>
         <w:rPr>
           <w:b/>
-          <w:lang w:val="en_US" w:bidi="en_US"/>
+          <w:lang w:val="el_GR" w:bidi="el_GR"/>
         </w:rPr>
         <w:t>The SBL Greek New Testament</w:t>
       </w:r>
       <w:r>
         <w:rPr>
-          <w:lang w:val="en_US" w:bidi="en_US"/>
+          <w:lang w:val="el_GR" w:bidi="el_GR"/>
         </w:rPr>
         <w:t xml:space="preserve"> © 2010 </w:t>
       </w:r>
       <w:hyperlink r:id="rId13">
         <w:r>
           <w:rPr>
-            <w:lang w:val="en_US" w:bidi="en_US"/>
+            <w:lang w:val="el_GR" w:bidi="el_GR"/>
           </w:rPr>
           <w:rPr>
             <w:color w:val="0000EE"/>
@@ -61,14 +61,14 @@
       </w:hyperlink>
       <w:r>
         <w:rPr>
-          <w:lang w:val="en_US" w:bidi="en_US"/>
+          <w:lang w:val="el_GR" w:bidi="el_GR"/>
         </w:rPr>
         <w:t xml:space="preserve">, licensed under a </w:t>
       </w:r>
       <w:hyperlink r:id="rId14">
         <w:r>
           <w:rPr>
-            <w:lang w:val="en_US" w:bidi="en_US"/>
+            <w:lang w:val="el_GR" w:bidi="el_GR"/>
           </w:rPr>
           <w:rPr>
             <w:color w:val="0000EE"/>
@@ -79,18 +79,18 @@
       </w:hyperlink>
       <w:r>
         <w:rPr>
-          <w:lang w:val="en_US" w:bidi="en_US"/>
+          <w:lang w:val="el_GR" w:bidi="el_GR"/>
         </w:rPr>
         <w:t>.</w:t>
       </w:r>
       <w:r>
         <w:rPr>
-          <w:lang w:val="en_US" w:bidi="en_US"/>
-        </w:rPr>
-      </w:r>
-      <w:r>
-        <w:rPr>
-          <w:lang w:val="en_US" w:bidi="en_US"/>
+          <w:lang w:val="el_GR" w:bidi="el_GR"/>
+        </w:rPr>
+      </w:r>
+      <w:r>
+        <w:rPr>
+          <w:lang w:val="el_GR" w:bidi="el_GR"/>
         </w:rPr>
       </w:r>
     </w:p>
@@ -100,7 +100,7 @@
       </w:pPr>
       <w:r>
         <w:rPr>
-          <w:lang w:val="en_US" w:bidi="en_US"/>
+          <w:lang w:val="el_GR" w:bidi="el_GR"/>
         </w:rPr>
         <w:t>The SBL Greek New Testament</w:t>
       </w:r>
@@ -127,7 +127,7 @@
       <w:pPr/>
       <w:r>
         <w:rPr>
-          <w:lang w:val="en_US" w:bidi="en_US"/>
+          <w:lang w:val="el_GR" w:bidi="el_GR"/>
         </w:rPr>
       </w:r>
     </w:p>
@@ -137,7 +137,7 @@
       </w:pPr>
       <w:r>
         <w:rPr>
-          <w:lang w:val="en_US" w:bidi="en_US"/>
+          <w:lang w:val="el_GR" w:bidi="el_GR"/>
         </w:rPr>
       </w:r>
     </w:p>
@@ -145,23 +145,23 @@
       <w:pPr/>
       <w:r>
         <w:rPr>
-          <w:lang w:val="en_US" w:bidi="en_US"/>
-        </w:rPr>
-      </w:r>
-      <w:r>
-        <w:rPr>
-          <w:lang w:val="en_US" w:bidi="en_US"/>
+          <w:lang w:val="el_GR" w:bidi="el_GR"/>
+        </w:rPr>
+      </w:r>
+      <w:r>
+        <w:rPr>
+          <w:lang w:val="el_GR" w:bidi="el_GR"/>
         </w:rPr>
         <w:t xml:space="preserve"> </w:t>
       </w:r>
       <w:r>
         <w:rPr>
-          <w:lang w:val="en_US" w:bidi="en_US"/>
-        </w:rPr>
-      </w:r>
-      <w:r>
-        <w:rPr>
-          <w:lang w:val="en_US" w:bidi="en_US"/>
+          <w:lang w:val="el_GR" w:bidi="el_GR"/>
+        </w:rPr>
+      </w:r>
+      <w:r>
+        <w:rPr>
+          <w:lang w:val="el_GR" w:bidi="el_GR"/>
         </w:rPr>
       </w:r>
     </w:p>
@@ -186,13 +186,13 @@
       </w:pPr>
       <w:r>
         <w:rPr>
-          <w:lang w:val="en_US" w:bidi="en_US"/>
+          <w:lang w:val="el_GR" w:bidi="el_GR"/>
         </w:rPr>
         <w:t>2 Thessalonians 1:1</w:t>
       </w:r>
       <w:r>
         <w:rPr>
-          <w:lang w:val="en_US" w:bidi="en_US"/>
+          <w:lang w:val="el_GR" w:bidi="el_GR"/>
         </w:rPr>
       </w:r>
     </w:p>
@@ -200,19 +200,19 @@
       <w:pPr/>
       <w:r>
         <w:rPr>
-          <w:lang w:val="en_US" w:bidi="en_US"/>
+          <w:lang w:val="el_GR" w:bidi="el_GR"/>
         </w:rPr>
       </w:r>
       <w:r>
         <w:rPr>
           <w:vertAlign w:val="superscript"/>
-          <w:lang w:val="en_US" w:bidi="en_US"/>
+          <w:lang w:val="el_GR" w:bidi="el_GR"/>
         </w:rPr>
         <w:t>1</w:t>
       </w:r>
       <w:r>
         <w:rPr>
-          <w:lang w:val="en_US" w:bidi="en_US"/>
+          <w:lang w:val="el_GR" w:bidi="el_GR"/>
         </w:rPr>
         <w:t xml:space="preserve"> Παῦλος καὶ Σιλουανὸς καὶ Τιμόθεος τῇ ἐκκλησίᾳ Θεσσαλονικέων ἐν θεῷ πατρὶ ἡμῶν καὶ κυρίῳ Ἰησοῦ Χριστῷ·</w:t>
       </w:r>
@@ -221,19 +221,19 @@
       <w:pPr/>
       <w:r>
         <w:rPr>
-          <w:lang w:val="en_US" w:bidi="en_US"/>
+          <w:lang w:val="el_GR" w:bidi="el_GR"/>
         </w:rPr>
       </w:r>
       <w:r>
         <w:rPr>
           <w:vertAlign w:val="superscript"/>
-          <w:lang w:val="en_US" w:bidi="en_US"/>
+          <w:lang w:val="el_GR" w:bidi="el_GR"/>
         </w:rPr>
         <w:t>2</w:t>
       </w:r>
       <w:r>
         <w:rPr>
-          <w:lang w:val="en_US" w:bidi="en_US"/>
+          <w:lang w:val="el_GR" w:bidi="el_GR"/>
         </w:rPr>
         <w:t xml:space="preserve"> χάρις ὑμῖν καὶ εἰρήνη ἀπὸ θεοῦ πατρὸς καὶ κυρίου Ἰησοῦ Χριστοῦ.</w:t>
       </w:r>
@@ -242,19 +242,19 @@
       <w:pPr/>
       <w:r>
         <w:rPr>
-          <w:lang w:val="en_US" w:bidi="en_US"/>
+          <w:lang w:val="el_GR" w:bidi="el_GR"/>
         </w:rPr>
       </w:r>
       <w:r>
         <w:rPr>
           <w:vertAlign w:val="superscript"/>
-          <w:lang w:val="en_US" w:bidi="en_US"/>
+          <w:lang w:val="el_GR" w:bidi="el_GR"/>
         </w:rPr>
         <w:t>3</w:t>
       </w:r>
       <w:r>
         <w:rPr>
-          <w:lang w:val="en_US" w:bidi="en_US"/>
+          <w:lang w:val="el_GR" w:bidi="el_GR"/>
         </w:rPr>
         <w:t xml:space="preserve"> Εὐχαριστεῖν ὀφείλομεν τῷ θεῷ πάντοτε περὶ ὑμῶν, ἀδελφοί, καθὼς ἄξιόν ἐστιν, ὅτι ὑπεραυξάνει ἡ πίστις ὑμῶν καὶ πλεονάζει ἡ ἀγάπη ἑνὸς ἑκάστου πάντων ὑμῶν εἰς ἀλλήλους,</w:t>
       </w:r>
@@ -263,19 +263,19 @@
       <w:pPr/>
       <w:r>
         <w:rPr>
-          <w:lang w:val="en_US" w:bidi="en_US"/>
+          <w:lang w:val="el_GR" w:bidi="el_GR"/>
         </w:rPr>
       </w:r>
       <w:r>
         <w:rPr>
           <w:vertAlign w:val="superscript"/>
-          <w:lang w:val="en_US" w:bidi="en_US"/>
+          <w:lang w:val="el_GR" w:bidi="el_GR"/>
         </w:rPr>
         <w:t>4</w:t>
       </w:r>
       <w:r>
         <w:rPr>
-          <w:lang w:val="en_US" w:bidi="en_US"/>
+          <w:lang w:val="el_GR" w:bidi="el_GR"/>
         </w:rPr>
         <w:t xml:space="preserve"> ὥστε αὐτοὺς ἡμᾶς ἐν ὑμῖν ἐγκαυχᾶσθαι ἐν ταῖς ἐκκλησίαις τοῦ θεοῦ ὑπὲρ τῆς ὑπομονῆς ὑμῶν καὶ πίστεως ἐν πᾶσιν τοῖς διωγμοῖς ὑμῶν καὶ ταῖς θλίψεσιν αἷς ἀνέχεσθε,</w:t>
       </w:r>
@@ -284,19 +284,19 @@
       <w:pPr/>
       <w:r>
         <w:rPr>
-          <w:lang w:val="en_US" w:bidi="en_US"/>
+          <w:lang w:val="el_GR" w:bidi="el_GR"/>
         </w:rPr>
       </w:r>
       <w:r>
         <w:rPr>
           <w:vertAlign w:val="superscript"/>
-          <w:lang w:val="en_US" w:bidi="en_US"/>
+          <w:lang w:val="el_GR" w:bidi="el_GR"/>
         </w:rPr>
         <w:t>5</w:t>
       </w:r>
       <w:r>
         <w:rPr>
-          <w:lang w:val="en_US" w:bidi="en_US"/>
+          <w:lang w:val="el_GR" w:bidi="el_GR"/>
         </w:rPr>
         <w:t xml:space="preserve"> ἔνδειγμα τῆς δικαίας κρίσεως τοῦ θεοῦ, εἰς τὸ καταξιωθῆναι ὑμᾶς τῆς βασιλείας τοῦ θεοῦ, ὑπὲρ ἧς καὶ πάσχετε,</w:t>
       </w:r>
@@ -305,19 +305,19 @@
       <w:pPr/>
       <w:r>
         <w:rPr>
-          <w:lang w:val="en_US" w:bidi="en_US"/>
+          <w:lang w:val="el_GR" w:bidi="el_GR"/>
         </w:rPr>
       </w:r>
       <w:r>
         <w:rPr>
           <w:vertAlign w:val="superscript"/>
-          <w:lang w:val="en_US" w:bidi="en_US"/>
+          <w:lang w:val="el_GR" w:bidi="el_GR"/>
         </w:rPr>
         <w:t>6</w:t>
       </w:r>
       <w:r>
         <w:rPr>
-          <w:lang w:val="en_US" w:bidi="en_US"/>
+          <w:lang w:val="el_GR" w:bidi="el_GR"/>
         </w:rPr>
         <w:t xml:space="preserve"> εἴπερ δίκαιον παρὰ θεῷ ἀνταποδοῦναι τοῖς θλίβουσιν ὑμᾶς θλῖψιν</w:t>
       </w:r>
@@ -326,19 +326,19 @@
       <w:pPr/>
       <w:r>
         <w:rPr>
-          <w:lang w:val="en_US" w:bidi="en_US"/>
+          <w:lang w:val="el_GR" w:bidi="el_GR"/>
         </w:rPr>
       </w:r>
       <w:r>
         <w:rPr>
           <w:vertAlign w:val="superscript"/>
-          <w:lang w:val="en_US" w:bidi="en_US"/>
+          <w:lang w:val="el_GR" w:bidi="el_GR"/>
         </w:rPr>
         <w:t>7</w:t>
       </w:r>
       <w:r>
         <w:rPr>
-          <w:lang w:val="en_US" w:bidi="en_US"/>
+          <w:lang w:val="el_GR" w:bidi="el_GR"/>
         </w:rPr>
         <w:t xml:space="preserve"> καὶ ὑμῖν τοῖς θλιβομένοις ἄνεσιν μεθʼ ἡμῶν ἐν τῇ ἀποκαλύψει τοῦ κυρίου Ἰησοῦ ἀπʼ οὐρανοῦ μετʼ ἀγγέλων δυνάμεως αὐτοῦ</w:t>
       </w:r>
@@ -347,19 +347,19 @@
       <w:pPr/>
       <w:r>
         <w:rPr>
-          <w:lang w:val="en_US" w:bidi="en_US"/>
+          <w:lang w:val="el_GR" w:bidi="el_GR"/>
         </w:rPr>
       </w:r>
       <w:r>
         <w:rPr>
           <w:vertAlign w:val="superscript"/>
-          <w:lang w:val="en_US" w:bidi="en_US"/>
+          <w:lang w:val="el_GR" w:bidi="el_GR"/>
         </w:rPr>
         <w:t>8</w:t>
       </w:r>
       <w:r>
         <w:rPr>
-          <w:lang w:val="en_US" w:bidi="en_US"/>
+          <w:lang w:val="el_GR" w:bidi="el_GR"/>
         </w:rPr>
         <w:t xml:space="preserve"> ἐν φλογὶ πυρός, διδόντος ἐκδίκησιν τοῖς μὴ εἰδόσι θεὸν καὶ τοῖς μὴ ὑπακούουσιν τῷ εὐαγγελίῳ τοῦ κυρίου ἡμῶν Ἰησοῦ,</w:t>
       </w:r>
@@ -368,19 +368,19 @@
       <w:pPr/>
       <w:r>
         <w:rPr>
-          <w:lang w:val="en_US" w:bidi="en_US"/>
+          <w:lang w:val="el_GR" w:bidi="el_GR"/>
         </w:rPr>
       </w:r>
       <w:r>
         <w:rPr>
           <w:vertAlign w:val="superscript"/>
-          <w:lang w:val="en_US" w:bidi="en_US"/>
+          <w:lang w:val="el_GR" w:bidi="el_GR"/>
         </w:rPr>
         <w:t>9</w:t>
       </w:r>
       <w:r>
         <w:rPr>
-          <w:lang w:val="en_US" w:bidi="en_US"/>
+          <w:lang w:val="el_GR" w:bidi="el_GR"/>
         </w:rPr>
         <w:t xml:space="preserve"> οἵτινες δίκην τίσουσιν ὄλεθρον αἰώνιον ἀπὸ προσώπου τοῦ κυρίου καὶ ἀπὸ τῆς δόξης τῆς ἰσχύος αὐτοῦ,</w:t>
       </w:r>
@@ -389,19 +389,19 @@
       <w:pPr/>
       <w:r>
         <w:rPr>
-          <w:lang w:val="en_US" w:bidi="en_US"/>
+          <w:lang w:val="el_GR" w:bidi="el_GR"/>
         </w:rPr>
       </w:r>
       <w:r>
         <w:rPr>
           <w:vertAlign w:val="superscript"/>
-          <w:lang w:val="en_US" w:bidi="en_US"/>
+          <w:lang w:val="el_GR" w:bidi="el_GR"/>
         </w:rPr>
         <w:t>10</w:t>
       </w:r>
       <w:r>
         <w:rPr>
-          <w:lang w:val="en_US" w:bidi="en_US"/>
+          <w:lang w:val="el_GR" w:bidi="el_GR"/>
         </w:rPr>
         <w:t xml:space="preserve"> ὅταν ἔλθῃ ἐνδοξασθῆναι ἐν τοῖς ἁγίοις αὐτοῦ καὶ θαυμασθῆναι ἐν πᾶσιν τοῖς πιστεύσασιν, ὅτι ἐπιστεύθη τὸ μαρτύριον ἡμῶν ἐφʼ ὑμᾶς, ἐν τῇ ἡμέρᾳ ἐκείνῃ.</w:t>
       </w:r>
@@ -410,19 +410,19 @@
       <w:pPr/>
       <w:r>
         <w:rPr>
-          <w:lang w:val="en_US" w:bidi="en_US"/>
+          <w:lang w:val="el_GR" w:bidi="el_GR"/>
         </w:rPr>
       </w:r>
       <w:r>
         <w:rPr>
           <w:vertAlign w:val="superscript"/>
-          <w:lang w:val="en_US" w:bidi="en_US"/>
+          <w:lang w:val="el_GR" w:bidi="el_GR"/>
         </w:rPr>
         <w:t>11</w:t>
       </w:r>
       <w:r>
         <w:rPr>
-          <w:lang w:val="en_US" w:bidi="en_US"/>
+          <w:lang w:val="el_GR" w:bidi="el_GR"/>
         </w:rPr>
         <w:t xml:space="preserve"> εἰς ὃ καὶ προσευχόμεθα πάντοτε περὶ ὑμῶν, ἵνα ὑμᾶς ἀξιώσῃ τῆς κλήσεως ὁ θεὸς ἡμῶν καὶ πληρώσῃ πᾶσαν εὐδοκίαν ἀγαθωσύνης καὶ ἔργον πίστεως ἐν δυνάμει,</w:t>
       </w:r>
@@ -431,19 +431,19 @@
       <w:pPr/>
       <w:r>
         <w:rPr>
-          <w:lang w:val="en_US" w:bidi="en_US"/>
+          <w:lang w:val="el_GR" w:bidi="el_GR"/>
         </w:rPr>
       </w:r>
       <w:r>
         <w:rPr>
           <w:vertAlign w:val="superscript"/>
-          <w:lang w:val="en_US" w:bidi="en_US"/>
+          <w:lang w:val="el_GR" w:bidi="el_GR"/>
         </w:rPr>
         <w:t>12</w:t>
       </w:r>
       <w:r>
         <w:rPr>
-          <w:lang w:val="en_US" w:bidi="en_US"/>
+          <w:lang w:val="el_GR" w:bidi="el_GR"/>
         </w:rPr>
         <w:t xml:space="preserve"> ὅπως ἐνδοξασθῇ τὸ ὄνομα τοῦ κυρίου ἡμῶν Ἰησοῦ ἐν ὑμῖν, καὶ ὑμεῖς ἐν αὐτῷ, κατὰ τὴν χάριν τοῦ θεοῦ ἡμῶν καὶ κυρίου Ἰησοῦ Χριστοῦ.</w:t>
       </w:r>
@@ -454,13 +454,13 @@
       </w:pPr>
       <w:r>
         <w:rPr>
-          <w:lang w:val="en_US" w:bidi="en_US"/>
+          <w:lang w:val="el_GR" w:bidi="el_GR"/>
         </w:rPr>
         <w:t>2 Thessalonians 2:1</w:t>
       </w:r>
       <w:r>
         <w:rPr>
-          <w:lang w:val="en_US" w:bidi="en_US"/>
+          <w:lang w:val="el_GR" w:bidi="el_GR"/>
         </w:rPr>
       </w:r>
     </w:p>
@@ -468,19 +468,19 @@
       <w:pPr/>
       <w:r>
         <w:rPr>
-          <w:lang w:val="en_US" w:bidi="en_US"/>
+          <w:lang w:val="el_GR" w:bidi="el_GR"/>
         </w:rPr>
       </w:r>
       <w:r>
         <w:rPr>
           <w:vertAlign w:val="superscript"/>
-          <w:lang w:val="en_US" w:bidi="en_US"/>
+          <w:lang w:val="el_GR" w:bidi="el_GR"/>
         </w:rPr>
         <w:t>1</w:t>
       </w:r>
       <w:r>
         <w:rPr>
-          <w:lang w:val="en_US" w:bidi="en_US"/>
+          <w:lang w:val="el_GR" w:bidi="el_GR"/>
         </w:rPr>
         <w:t xml:space="preserve"> Ἐρωτῶμεν δὲ ὑμᾶς, ἀδελφοί, ὑπὲρ τῆς παρουσίας τοῦ κυρίου ἡμῶν Ἰησοῦ Χριστοῦ καὶ ἡμῶν ἐπισυναγωγῆς ἐπʼ αὐτόν,</w:t>
       </w:r>
@@ -489,19 +489,19 @@
       <w:pPr/>
       <w:r>
         <w:rPr>
-          <w:lang w:val="en_US" w:bidi="en_US"/>
+          <w:lang w:val="el_GR" w:bidi="el_GR"/>
         </w:rPr>
       </w:r>
       <w:r>
         <w:rPr>
           <w:vertAlign w:val="superscript"/>
-          <w:lang w:val="en_US" w:bidi="en_US"/>
+          <w:lang w:val="el_GR" w:bidi="el_GR"/>
         </w:rPr>
         <w:t>2</w:t>
       </w:r>
       <w:r>
         <w:rPr>
-          <w:lang w:val="en_US" w:bidi="en_US"/>
+          <w:lang w:val="el_GR" w:bidi="el_GR"/>
         </w:rPr>
         <w:t xml:space="preserve"> εἰς τὸ μὴ ταχέως σαλευθῆναι ὑμᾶς ἀπὸ τοῦ νοὸς μηδὲ θροεῖσθαι μήτε διὰ πνεύματος μήτε διὰ λόγου μήτε διʼ ἐπιστολῆς ὡς διʼ ἡμῶν, ὡς ὅτι ἐνέστηκεν ἡ ἡμέρα τοῦ κυρίου.</w:t>
       </w:r>
@@ -510,19 +510,19 @@
       <w:pPr/>
       <w:r>
         <w:rPr>
-          <w:lang w:val="en_US" w:bidi="en_US"/>
+          <w:lang w:val="el_GR" w:bidi="el_GR"/>
         </w:rPr>
       </w:r>
       <w:r>
         <w:rPr>
           <w:vertAlign w:val="superscript"/>
-          <w:lang w:val="en_US" w:bidi="en_US"/>
+          <w:lang w:val="el_GR" w:bidi="el_GR"/>
         </w:rPr>
         <w:t>3</w:t>
       </w:r>
       <w:r>
         <w:rPr>
-          <w:lang w:val="en_US" w:bidi="en_US"/>
+          <w:lang w:val="el_GR" w:bidi="el_GR"/>
         </w:rPr>
         <w:t xml:space="preserve"> μή τις ὑμᾶς ἐξαπατήσῃ κατὰ μηδένα τρόπον· ὅτι ἐὰν μὴ ἔλθῃ ἡ ἀποστασία πρῶτον καὶ ἀποκαλυφθῇ ὁ ἄνθρωπος τῆς ἀνομίας, ὁ υἱὸς τῆς ἀπωλείας,</w:t>
       </w:r>
@@ -531,19 +531,19 @@
       <w:pPr/>
       <w:r>
         <w:rPr>
-          <w:lang w:val="en_US" w:bidi="en_US"/>
+          <w:lang w:val="el_GR" w:bidi="el_GR"/>
         </w:rPr>
       </w:r>
       <w:r>
         <w:rPr>
           <w:vertAlign w:val="superscript"/>
-          <w:lang w:val="en_US" w:bidi="en_US"/>
+          <w:lang w:val="el_GR" w:bidi="el_GR"/>
         </w:rPr>
         <w:t>4</w:t>
       </w:r>
       <w:r>
         <w:rPr>
-          <w:lang w:val="en_US" w:bidi="en_US"/>
+          <w:lang w:val="el_GR" w:bidi="el_GR"/>
         </w:rPr>
         <w:t xml:space="preserve"> ὁ ἀντικείμενος καὶ ὑπεραιρόμενος ἐπὶ πάντα λεγόμενον θεὸν ἢ σέβασμα, ὥστε αὐτὸν εἰς τὸν ναὸν τοῦ θεοῦ καθίσαι ἀποδεικνύντα ἑαυτὸν ὅτι ἔστιν θεός.</w:t>
       </w:r>
@@ -552,19 +552,19 @@
       <w:pPr/>
       <w:r>
         <w:rPr>
-          <w:lang w:val="en_US" w:bidi="en_US"/>
+          <w:lang w:val="el_GR" w:bidi="el_GR"/>
         </w:rPr>
       </w:r>
       <w:r>
         <w:rPr>
           <w:vertAlign w:val="superscript"/>
-          <w:lang w:val="en_US" w:bidi="en_US"/>
+          <w:lang w:val="el_GR" w:bidi="el_GR"/>
         </w:rPr>
         <w:t>5</w:t>
       </w:r>
       <w:r>
         <w:rPr>
-          <w:lang w:val="en_US" w:bidi="en_US"/>
+          <w:lang w:val="el_GR" w:bidi="el_GR"/>
         </w:rPr>
         <w:t xml:space="preserve"> οὐ μνημονεύετε ὅτι ἔτι ὢν πρὸς ὑμᾶς ταῦτα ἔλεγον ὑμῖν;</w:t>
       </w:r>
@@ -573,19 +573,19 @@
       <w:pPr/>
       <w:r>
         <w:rPr>
-          <w:lang w:val="en_US" w:bidi="en_US"/>
+          <w:lang w:val="el_GR" w:bidi="el_GR"/>
         </w:rPr>
       </w:r>
       <w:r>
         <w:rPr>
           <w:vertAlign w:val="superscript"/>
-          <w:lang w:val="en_US" w:bidi="en_US"/>
+          <w:lang w:val="el_GR" w:bidi="el_GR"/>
         </w:rPr>
         <w:t>6</w:t>
       </w:r>
       <w:r>
         <w:rPr>
-          <w:lang w:val="en_US" w:bidi="en_US"/>
+          <w:lang w:val="el_GR" w:bidi="el_GR"/>
         </w:rPr>
         <w:t xml:space="preserve"> καὶ νῦν τὸ κατέχον οἴδατε, εἰς τὸ ἀποκαλυφθῆναι αὐτὸν ἐν τῷ ἑαυτοῦ καιρῷ·</w:t>
       </w:r>
@@ -594,19 +594,19 @@
       <w:pPr/>
       <w:r>
         <w:rPr>
-          <w:lang w:val="en_US" w:bidi="en_US"/>
+          <w:lang w:val="el_GR" w:bidi="el_GR"/>
         </w:rPr>
       </w:r>
       <w:r>
         <w:rPr>
           <w:vertAlign w:val="superscript"/>
-          <w:lang w:val="en_US" w:bidi="en_US"/>
+          <w:lang w:val="el_GR" w:bidi="el_GR"/>
         </w:rPr>
         <w:t>7</w:t>
       </w:r>
       <w:r>
         <w:rPr>
-          <w:lang w:val="en_US" w:bidi="en_US"/>
+          <w:lang w:val="el_GR" w:bidi="el_GR"/>
         </w:rPr>
         <w:t xml:space="preserve"> τὸ γὰρ μυστήριον ἤδη ἐνεργεῖται τῆς ἀνομίας· μόνον ὁ κατέχων ἄρτι ἕως ἐκ μέσου γένηται.</w:t>
       </w:r>
@@ -615,19 +615,19 @@
       <w:pPr/>
       <w:r>
         <w:rPr>
-          <w:lang w:val="en_US" w:bidi="en_US"/>
+          <w:lang w:val="el_GR" w:bidi="el_GR"/>
         </w:rPr>
       </w:r>
       <w:r>
         <w:rPr>
           <w:vertAlign w:val="superscript"/>
-          <w:lang w:val="en_US" w:bidi="en_US"/>
+          <w:lang w:val="el_GR" w:bidi="el_GR"/>
         </w:rPr>
         <w:t>8</w:t>
       </w:r>
       <w:r>
         <w:rPr>
-          <w:lang w:val="en_US" w:bidi="en_US"/>
+          <w:lang w:val="el_GR" w:bidi="el_GR"/>
         </w:rPr>
         <w:t xml:space="preserve"> καὶ τότε ἀποκαλυφθήσεται ὁ ἄνομος, ὃν ὁ κύριος Ἰησοῦς ἀνελεῖ τῷ πνεύματι τοῦ στόματος αὐτοῦ καὶ καταργήσει τῇ ἐπιφανείᾳ τῆς παρουσίας αὐτοῦ,</w:t>
       </w:r>
@@ -636,19 +636,19 @@
       <w:pPr/>
       <w:r>
         <w:rPr>
-          <w:lang w:val="en_US" w:bidi="en_US"/>
+          <w:lang w:val="el_GR" w:bidi="el_GR"/>
         </w:rPr>
       </w:r>
       <w:r>
         <w:rPr>
           <w:vertAlign w:val="superscript"/>
-          <w:lang w:val="en_US" w:bidi="en_US"/>
+          <w:lang w:val="el_GR" w:bidi="el_GR"/>
         </w:rPr>
         <w:t>9</w:t>
       </w:r>
       <w:r>
         <w:rPr>
-          <w:lang w:val="en_US" w:bidi="en_US"/>
+          <w:lang w:val="el_GR" w:bidi="el_GR"/>
         </w:rPr>
         <w:t xml:space="preserve"> οὗ ἐστιν ἡ παρουσία κατʼ ἐνέργειαν τοῦ Σατανᾶ ἐν πάσῃ δυνάμει καὶ σημείοις καὶ τέρασιν ψεύδους</w:t>
       </w:r>
@@ -657,19 +657,19 @@
       <w:pPr/>
       <w:r>
         <w:rPr>
-          <w:lang w:val="en_US" w:bidi="en_US"/>
+          <w:lang w:val="el_GR" w:bidi="el_GR"/>
         </w:rPr>
       </w:r>
       <w:r>
         <w:rPr>
           <w:vertAlign w:val="superscript"/>
-          <w:lang w:val="en_US" w:bidi="en_US"/>
+          <w:lang w:val="el_GR" w:bidi="el_GR"/>
         </w:rPr>
         <w:t>10</w:t>
       </w:r>
       <w:r>
         <w:rPr>
-          <w:lang w:val="en_US" w:bidi="en_US"/>
+          <w:lang w:val="el_GR" w:bidi="el_GR"/>
         </w:rPr>
         <w:t xml:space="preserve"> καὶ ἐν πάσῃ ἀπάτῃ ἀδικίας τοῖς ἀπολλυμένοις, ἀνθʼ ὧν τὴν ἀγάπην τῆς ἀληθείας οὐκ ἐδέξαντο εἰς τὸ σωθῆναι αὐτούς·</w:t>
       </w:r>
@@ -678,19 +678,19 @@
       <w:pPr/>
       <w:r>
         <w:rPr>
-          <w:lang w:val="en_US" w:bidi="en_US"/>
+          <w:lang w:val="el_GR" w:bidi="el_GR"/>
         </w:rPr>
       </w:r>
       <w:r>
         <w:rPr>
           <w:vertAlign w:val="superscript"/>
-          <w:lang w:val="en_US" w:bidi="en_US"/>
+          <w:lang w:val="el_GR" w:bidi="el_GR"/>
         </w:rPr>
         <w:t>11</w:t>
       </w:r>
       <w:r>
         <w:rPr>
-          <w:lang w:val="en_US" w:bidi="en_US"/>
+          <w:lang w:val="el_GR" w:bidi="el_GR"/>
         </w:rPr>
         <w:t xml:space="preserve"> καὶ διὰ τοῦτο πέμπει αὐτοῖς ὁ θεὸς ἐνέργειαν πλάνης εἰς τὸ πιστεῦσαι αὐτοὺς τῷ ψεύδει,</w:t>
       </w:r>
@@ -699,19 +699,19 @@
       <w:pPr/>
       <w:r>
         <w:rPr>
-          <w:lang w:val="en_US" w:bidi="en_US"/>
+          <w:lang w:val="el_GR" w:bidi="el_GR"/>
         </w:rPr>
       </w:r>
       <w:r>
         <w:rPr>
           <w:vertAlign w:val="superscript"/>
-          <w:lang w:val="en_US" w:bidi="en_US"/>
+          <w:lang w:val="el_GR" w:bidi="el_GR"/>
         </w:rPr>
         <w:t>12</w:t>
       </w:r>
       <w:r>
         <w:rPr>
-          <w:lang w:val="en_US" w:bidi="en_US"/>
+          <w:lang w:val="el_GR" w:bidi="el_GR"/>
         </w:rPr>
         <w:t xml:space="preserve"> ἵνα κριθῶσιν πάντες οἱ μὴ πιστεύσαντες τῇ ἀληθείᾳ ἀλλὰ εὐδοκήσαντες τῇ ἀδικίᾳ.</w:t>
       </w:r>
@@ -720,19 +720,19 @@
       <w:pPr/>
       <w:r>
         <w:rPr>
-          <w:lang w:val="en_US" w:bidi="en_US"/>
+          <w:lang w:val="el_GR" w:bidi="el_GR"/>
         </w:rPr>
       </w:r>
       <w:r>
         <w:rPr>
           <w:vertAlign w:val="superscript"/>
-          <w:lang w:val="en_US" w:bidi="en_US"/>
+          <w:lang w:val="el_GR" w:bidi="el_GR"/>
         </w:rPr>
         <w:t>13</w:t>
       </w:r>
       <w:r>
         <w:rPr>
-          <w:lang w:val="en_US" w:bidi="en_US"/>
+          <w:lang w:val="el_GR" w:bidi="el_GR"/>
         </w:rPr>
         <w:t xml:space="preserve"> Ἡμεῖς δὲ ὀφείλομεν εὐχαριστεῖν τῷ θεῷ πάντοτε περὶ ὑμῶν, ἀδελφοὶ ἠγαπημένοι ὑπὸ κυρίου, ὅτι εἵλατο ὑμᾶς ὁ θεὸς ἀπαρχὴν εἰς σωτηρίαν ἐν ἁγιασμῷ πνεύματος καὶ πίστει ἀληθείας,</w:t>
       </w:r>
@@ -741,19 +741,19 @@
       <w:pPr/>
       <w:r>
         <w:rPr>
-          <w:lang w:val="en_US" w:bidi="en_US"/>
+          <w:lang w:val="el_GR" w:bidi="el_GR"/>
         </w:rPr>
       </w:r>
       <w:r>
         <w:rPr>
           <w:vertAlign w:val="superscript"/>
-          <w:lang w:val="en_US" w:bidi="en_US"/>
+          <w:lang w:val="el_GR" w:bidi="el_GR"/>
         </w:rPr>
         <w:t>14</w:t>
       </w:r>
       <w:r>
         <w:rPr>
-          <w:lang w:val="en_US" w:bidi="en_US"/>
+          <w:lang w:val="el_GR" w:bidi="el_GR"/>
         </w:rPr>
         <w:t xml:space="preserve"> εἰς ὃ ἐκάλεσεν ὑμᾶς διὰ τοῦ εὐαγγελίου ἡμῶν, εἰς περιποίησιν δόξης τοῦ κυρίου ἡμῶν Ἰησοῦ Χριστοῦ.</w:t>
       </w:r>
@@ -762,19 +762,19 @@
       <w:pPr/>
       <w:r>
         <w:rPr>
-          <w:lang w:val="en_US" w:bidi="en_US"/>
+          <w:lang w:val="el_GR" w:bidi="el_GR"/>
         </w:rPr>
       </w:r>
       <w:r>
         <w:rPr>
           <w:vertAlign w:val="superscript"/>
-          <w:lang w:val="en_US" w:bidi="en_US"/>
+          <w:lang w:val="el_GR" w:bidi="el_GR"/>
         </w:rPr>
         <w:t>15</w:t>
       </w:r>
       <w:r>
         <w:rPr>
-          <w:lang w:val="en_US" w:bidi="en_US"/>
+          <w:lang w:val="el_GR" w:bidi="el_GR"/>
         </w:rPr>
         <w:t xml:space="preserve"> ἄρα οὖν, ἀδελφοί, στήκετε, καὶ κρατεῖτε τὰς παραδόσεις ἃς ἐδιδάχθητε εἴτε διὰ λόγου εἴτε διʼ ἐπιστολῆς ἡμῶν.</w:t>
       </w:r>
@@ -783,19 +783,19 @@
       <w:pPr/>
       <w:r>
         <w:rPr>
-          <w:lang w:val="en_US" w:bidi="en_US"/>
+          <w:lang w:val="el_GR" w:bidi="el_GR"/>
         </w:rPr>
       </w:r>
       <w:r>
         <w:rPr>
           <w:vertAlign w:val="superscript"/>
-          <w:lang w:val="en_US" w:bidi="en_US"/>
+          <w:lang w:val="el_GR" w:bidi="el_GR"/>
         </w:rPr>
         <w:t>16</w:t>
       </w:r>
       <w:r>
         <w:rPr>
-          <w:lang w:val="en_US" w:bidi="en_US"/>
+          <w:lang w:val="el_GR" w:bidi="el_GR"/>
         </w:rPr>
         <w:t xml:space="preserve"> Αὐτὸς δὲ ὁ κύριος ἡμῶν Ἰησοῦς Χριστὸς καὶ θεὸς ὁ πατὴρ ἡμῶν, ὁ ἀγαπήσας ἡμᾶς καὶ δοὺς παράκλησιν αἰωνίαν καὶ ἐλπίδα ἀγαθὴν ἐν χάριτι,</w:t>
       </w:r>
@@ -804,19 +804,19 @@
       <w:pPr/>
       <w:r>
         <w:rPr>
-          <w:lang w:val="en_US" w:bidi="en_US"/>
+          <w:lang w:val="el_GR" w:bidi="el_GR"/>
         </w:rPr>
       </w:r>
       <w:r>
         <w:rPr>
           <w:vertAlign w:val="superscript"/>
-          <w:lang w:val="en_US" w:bidi="en_US"/>
+          <w:lang w:val="el_GR" w:bidi="el_GR"/>
         </w:rPr>
         <w:t>17</w:t>
       </w:r>
       <w:r>
         <w:rPr>
-          <w:lang w:val="en_US" w:bidi="en_US"/>
+          <w:lang w:val="el_GR" w:bidi="el_GR"/>
         </w:rPr>
         <w:t xml:space="preserve"> παρακαλέσαι ὑμῶν τὰς καρδίας καὶ στηρίξαι ἐν παντὶ ἔργῳ καὶ λόγῳ ἀγαθῷ.</w:t>
       </w:r>
@@ -827,13 +827,13 @@
       </w:pPr>
       <w:r>
         <w:rPr>
-          <w:lang w:val="en_US" w:bidi="en_US"/>
+          <w:lang w:val="el_GR" w:bidi="el_GR"/>
         </w:rPr>
         <w:t>2 Thessalonians 3:1</w:t>
       </w:r>
       <w:r>
         <w:rPr>
-          <w:lang w:val="en_US" w:bidi="en_US"/>
+          <w:lang w:val="el_GR" w:bidi="el_GR"/>
         </w:rPr>
       </w:r>
     </w:p>
@@ -841,19 +841,19 @@
       <w:pPr/>
       <w:r>
         <w:rPr>
-          <w:lang w:val="en_US" w:bidi="en_US"/>
+          <w:lang w:val="el_GR" w:bidi="el_GR"/>
         </w:rPr>
       </w:r>
       <w:r>
         <w:rPr>
           <w:vertAlign w:val="superscript"/>
-          <w:lang w:val="en_US" w:bidi="en_US"/>
+          <w:lang w:val="el_GR" w:bidi="el_GR"/>
         </w:rPr>
         <w:t>1</w:t>
       </w:r>
       <w:r>
         <w:rPr>
-          <w:lang w:val="en_US" w:bidi="en_US"/>
+          <w:lang w:val="el_GR" w:bidi="el_GR"/>
         </w:rPr>
         <w:t xml:space="preserve"> Τὸ λοιπὸν προσεύχεσθε, ἀδελφοί, περὶ ἡμῶν, ἵνα ὁ λόγος τοῦ κυρίου τρέχῃ καὶ δοξάζηται καθὼς καὶ πρὸς ὑμᾶς,</w:t>
       </w:r>
@@ -862,19 +862,19 @@
       <w:pPr/>
       <w:r>
         <w:rPr>
-          <w:lang w:val="en_US" w:bidi="en_US"/>
+          <w:lang w:val="el_GR" w:bidi="el_GR"/>
         </w:rPr>
       </w:r>
       <w:r>
         <w:rPr>
           <w:vertAlign w:val="superscript"/>
-          <w:lang w:val="en_US" w:bidi="en_US"/>
+          <w:lang w:val="el_GR" w:bidi="el_GR"/>
         </w:rPr>
         <w:t>2</w:t>
       </w:r>
       <w:r>
         <w:rPr>
-          <w:lang w:val="en_US" w:bidi="en_US"/>
+          <w:lang w:val="el_GR" w:bidi="el_GR"/>
         </w:rPr>
         <w:t xml:space="preserve"> καὶ ἵνα ῥυσθῶμεν ἀπὸ τῶν ἀτόπων καὶ πονηρῶν ἀνθρώπων, οὐ γὰρ πάντων ἡ πίστις.</w:t>
       </w:r>
@@ -883,19 +883,19 @@
       <w:pPr/>
       <w:r>
         <w:rPr>
-          <w:lang w:val="en_US" w:bidi="en_US"/>
+          <w:lang w:val="el_GR" w:bidi="el_GR"/>
         </w:rPr>
       </w:r>
       <w:r>
         <w:rPr>
           <w:vertAlign w:val="superscript"/>
-          <w:lang w:val="en_US" w:bidi="en_US"/>
+          <w:lang w:val="el_GR" w:bidi="el_GR"/>
         </w:rPr>
         <w:t>3</w:t>
       </w:r>
       <w:r>
         <w:rPr>
-          <w:lang w:val="en_US" w:bidi="en_US"/>
+          <w:lang w:val="el_GR" w:bidi="el_GR"/>
         </w:rPr>
         <w:t xml:space="preserve"> πιστὸς δέ ἐστιν ὁ κύριος, ὃς στηρίξει ὑμᾶς καὶ φυλάξει ἀπὸ τοῦ πονηροῦ.</w:t>
       </w:r>
@@ -904,19 +904,19 @@
       <w:pPr/>
       <w:r>
         <w:rPr>
-          <w:lang w:val="en_US" w:bidi="en_US"/>
+          <w:lang w:val="el_GR" w:bidi="el_GR"/>
         </w:rPr>
       </w:r>
       <w:r>
         <w:rPr>
           <w:vertAlign w:val="superscript"/>
-          <w:lang w:val="en_US" w:bidi="en_US"/>
+          <w:lang w:val="el_GR" w:bidi="el_GR"/>
         </w:rPr>
         <w:t>4</w:t>
       </w:r>
       <w:r>
         <w:rPr>
-          <w:lang w:val="en_US" w:bidi="en_US"/>
+          <w:lang w:val="el_GR" w:bidi="el_GR"/>
         </w:rPr>
         <w:t xml:space="preserve"> πεποίθαμεν δὲ ἐν κυρίῳ ἐφʼ ὑμᾶς, ὅτι ἃ παραγγέλλομεν καὶ ποιεῖτε καὶ ποιήσετε.</w:t>
       </w:r>
@@ -925,19 +925,19 @@
       <w:pPr/>
       <w:r>
         <w:rPr>
-          <w:lang w:val="en_US" w:bidi="en_US"/>
+          <w:lang w:val="el_GR" w:bidi="el_GR"/>
         </w:rPr>
       </w:r>
       <w:r>
         <w:rPr>
           <w:vertAlign w:val="superscript"/>
-          <w:lang w:val="en_US" w:bidi="en_US"/>
+          <w:lang w:val="el_GR" w:bidi="el_GR"/>
         </w:rPr>
         <w:t>5</w:t>
       </w:r>
       <w:r>
         <w:rPr>
-          <w:lang w:val="en_US" w:bidi="en_US"/>
+          <w:lang w:val="el_GR" w:bidi="el_GR"/>
         </w:rPr>
         <w:t xml:space="preserve"> ὁ δὲ κύριος κατευθύναι ὑμῶν τὰς καρδίας εἰς τὴν ἀγάπην τοῦ θεοῦ καὶ εἰς τὴν ὑπομονὴν τοῦ Χριστοῦ.</w:t>
       </w:r>
@@ -946,19 +946,19 @@
       <w:pPr/>
       <w:r>
         <w:rPr>
-          <w:lang w:val="en_US" w:bidi="en_US"/>
+          <w:lang w:val="el_GR" w:bidi="el_GR"/>
         </w:rPr>
       </w:r>
       <w:r>
         <w:rPr>
           <w:vertAlign w:val="superscript"/>
-          <w:lang w:val="en_US" w:bidi="en_US"/>
+          <w:lang w:val="el_GR" w:bidi="el_GR"/>
         </w:rPr>
         <w:t>6</w:t>
       </w:r>
       <w:r>
         <w:rPr>
-          <w:lang w:val="en_US" w:bidi="en_US"/>
+          <w:lang w:val="el_GR" w:bidi="el_GR"/>
         </w:rPr>
         <w:t xml:space="preserve"> Παραγγέλλομεν δὲ ὑμῖν, ἀδελφοί, ἐν ὀνόματι τοῦ κυρίου ἡμῶν Ἰησοῦ Χριστοῦ στέλλεσθαι ὑμᾶς ἀπὸ παντὸς ἀδελφοῦ ἀτάκτως περιπατοῦντος καὶ μὴ κατὰ τὴν παράδοσιν ἣν παρελάβοσαν παρʼ ἡμῶν.</w:t>
       </w:r>
@@ -967,19 +967,19 @@
       <w:pPr/>
       <w:r>
         <w:rPr>
-          <w:lang w:val="en_US" w:bidi="en_US"/>
+          <w:lang w:val="el_GR" w:bidi="el_GR"/>
         </w:rPr>
       </w:r>
       <w:r>
         <w:rPr>
           <w:vertAlign w:val="superscript"/>
-          <w:lang w:val="en_US" w:bidi="en_US"/>
+          <w:lang w:val="el_GR" w:bidi="el_GR"/>
         </w:rPr>
         <w:t>7</w:t>
       </w:r>
       <w:r>
         <w:rPr>
-          <w:lang w:val="en_US" w:bidi="en_US"/>
+          <w:lang w:val="el_GR" w:bidi="el_GR"/>
         </w:rPr>
         <w:t xml:space="preserve"> αὐτοὶ γὰρ οἴδατε πῶς δεῖ μιμεῖσθαι ἡμᾶς, ὅτι οὐκ ἠτακτήσαμεν ἐν ὑμῖν</w:t>
       </w:r>
@@ -988,19 +988,19 @@
       <w:pPr/>
       <w:r>
         <w:rPr>
-          <w:lang w:val="en_US" w:bidi="en_US"/>
+          <w:lang w:val="el_GR" w:bidi="el_GR"/>
         </w:rPr>
       </w:r>
       <w:r>
         <w:rPr>
           <w:vertAlign w:val="superscript"/>
-          <w:lang w:val="en_US" w:bidi="en_US"/>
+          <w:lang w:val="el_GR" w:bidi="el_GR"/>
         </w:rPr>
         <w:t>8</w:t>
       </w:r>
       <w:r>
         <w:rPr>
-          <w:lang w:val="en_US" w:bidi="en_US"/>
+          <w:lang w:val="el_GR" w:bidi="el_GR"/>
         </w:rPr>
         <w:t xml:space="preserve"> οὐδὲ δωρεὰν ἄρτον ἐφάγομεν παρά τινος, ἀλλʼ ἐν κόπῳ καὶ μόχθῳ νυκτὸς καὶ ἡμέρας ἐργαζόμενοι πρὸς τὸ μὴ ἐπιβαρῆσαί τινα ὑμῶν·</w:t>
       </w:r>
@@ -1009,19 +1009,19 @@
       <w:pPr/>
       <w:r>
         <w:rPr>
-          <w:lang w:val="en_US" w:bidi="en_US"/>
+          <w:lang w:val="el_GR" w:bidi="el_GR"/>
         </w:rPr>
       </w:r>
       <w:r>
         <w:rPr>
           <w:vertAlign w:val="superscript"/>
-          <w:lang w:val="en_US" w:bidi="en_US"/>
+          <w:lang w:val="el_GR" w:bidi="el_GR"/>
         </w:rPr>
         <w:t>9</w:t>
       </w:r>
       <w:r>
         <w:rPr>
-          <w:lang w:val="en_US" w:bidi="en_US"/>
+          <w:lang w:val="el_GR" w:bidi="el_GR"/>
         </w:rPr>
         <w:t xml:space="preserve"> οὐχ ὅτι οὐκ ἔχομεν ἐξουσίαν, ἀλλʼ ἵνα ἑαυτοὺς τύπον δῶμεν ὑμῖν εἰς τὸ μιμεῖσθαι ἡμᾶς.</w:t>
       </w:r>
@@ -1030,19 +1030,19 @@
       <w:pPr/>
       <w:r>
         <w:rPr>
-          <w:lang w:val="en_US" w:bidi="en_US"/>
+          <w:lang w:val="el_GR" w:bidi="el_GR"/>
         </w:rPr>
       </w:r>
       <w:r>
         <w:rPr>
           <w:vertAlign w:val="superscript"/>
-          <w:lang w:val="en_US" w:bidi="en_US"/>
+          <w:lang w:val="el_GR" w:bidi="el_GR"/>
         </w:rPr>
         <w:t>10</w:t>
       </w:r>
       <w:r>
         <w:rPr>
-          <w:lang w:val="en_US" w:bidi="en_US"/>
+          <w:lang w:val="el_GR" w:bidi="el_GR"/>
         </w:rPr>
         <w:t xml:space="preserve"> καὶ γὰρ ὅτε ἦμεν πρὸς ὑμᾶς, τοῦτο παρηγγέλλομεν ὑμῖν, ὅτι εἴ τις οὐ θέλει ἐργάζεσθαι μηδὲ ἐσθιέτω.</w:t>
       </w:r>
@@ -1051,19 +1051,19 @@
       <w:pPr/>
       <w:r>
         <w:rPr>
-          <w:lang w:val="en_US" w:bidi="en_US"/>
+          <w:lang w:val="el_GR" w:bidi="el_GR"/>
         </w:rPr>
       </w:r>
       <w:r>
         <w:rPr>
           <w:vertAlign w:val="superscript"/>
-          <w:lang w:val="en_US" w:bidi="en_US"/>
+          <w:lang w:val="el_GR" w:bidi="el_GR"/>
         </w:rPr>
         <w:t>11</w:t>
       </w:r>
       <w:r>
         <w:rPr>
-          <w:lang w:val="en_US" w:bidi="en_US"/>
+          <w:lang w:val="el_GR" w:bidi="el_GR"/>
         </w:rPr>
         <w:t xml:space="preserve"> ἀκούομεν γάρ τινας περιπατοῦντας ἐν ὑμῖν ἀτάκτως, μηδὲν ἐργαζομένους ἀλλὰ περιεργαζομένους·</w:t>
       </w:r>
@@ -1072,19 +1072,19 @@
       <w:pPr/>
       <w:r>
         <w:rPr>
-          <w:lang w:val="en_US" w:bidi="en_US"/>
+          <w:lang w:val="el_GR" w:bidi="el_GR"/>
         </w:rPr>
       </w:r>
       <w:r>
         <w:rPr>
           <w:vertAlign w:val="superscript"/>
-          <w:lang w:val="en_US" w:bidi="en_US"/>
+          <w:lang w:val="el_GR" w:bidi="el_GR"/>
         </w:rPr>
         <w:t>12</w:t>
       </w:r>
       <w:r>
         <w:rPr>
-          <w:lang w:val="en_US" w:bidi="en_US"/>
+          <w:lang w:val="el_GR" w:bidi="el_GR"/>
         </w:rPr>
         <w:t xml:space="preserve"> τοῖς δὲ τοιούτοις παραγγέλλομεν καὶ παρακαλοῦμεν ἐν κυρίῳ Ἰησοῦ Χριστῷ ἵνα μετὰ ἡσυχίας ἐργαζόμενοι τὸν ἑαυτῶν ἄρτον ἐσθίωσιν.</w:t>
       </w:r>
@@ -1093,19 +1093,19 @@
       <w:pPr/>
       <w:r>
         <w:rPr>
-          <w:lang w:val="en_US" w:bidi="en_US"/>
+          <w:lang w:val="el_GR" w:bidi="el_GR"/>
         </w:rPr>
       </w:r>
       <w:r>
         <w:rPr>
           <w:vertAlign w:val="superscript"/>
-          <w:lang w:val="en_US" w:bidi="en_US"/>
+          <w:lang w:val="el_GR" w:bidi="el_GR"/>
         </w:rPr>
         <w:t>13</w:t>
       </w:r>
       <w:r>
         <w:rPr>
-          <w:lang w:val="en_US" w:bidi="en_US"/>
+          <w:lang w:val="el_GR" w:bidi="el_GR"/>
         </w:rPr>
         <w:t xml:space="preserve"> ὑμεῖς δέ, ἀδελφοί, μὴ ἐγκακήσητε καλοποιοῦντες.</w:t>
       </w:r>
@@ -1114,19 +1114,19 @@
       <w:pPr/>
       <w:r>
         <w:rPr>
-          <w:lang w:val="en_US" w:bidi="en_US"/>
+          <w:lang w:val="el_GR" w:bidi="el_GR"/>
         </w:rPr>
       </w:r>
       <w:r>
         <w:rPr>
           <w:vertAlign w:val="superscript"/>
-          <w:lang w:val="en_US" w:bidi="en_US"/>
+          <w:lang w:val="el_GR" w:bidi="el_GR"/>
         </w:rPr>
         <w:t>14</w:t>
       </w:r>
       <w:r>
         <w:rPr>
-          <w:lang w:val="en_US" w:bidi="en_US"/>
+          <w:lang w:val="el_GR" w:bidi="el_GR"/>
         </w:rPr>
         <w:t xml:space="preserve"> Εἰ δέ τις οὐχ ὑπακούει τῷ λόγῳ ἡμῶν διὰ τῆς ἐπιστολῆς, τοῦτον σημειοῦσθε, μὴ συναναμίγνυσθαι αὐτῷ, ἵνα ἐντραπῇ·</w:t>
       </w:r>
@@ -1135,19 +1135,19 @@
       <w:pPr/>
       <w:r>
         <w:rPr>
-          <w:lang w:val="en_US" w:bidi="en_US"/>
+          <w:lang w:val="el_GR" w:bidi="el_GR"/>
         </w:rPr>
       </w:r>
       <w:r>
         <w:rPr>
           <w:vertAlign w:val="superscript"/>
-          <w:lang w:val="en_US" w:bidi="en_US"/>
+          <w:lang w:val="el_GR" w:bidi="el_GR"/>
         </w:rPr>
         <w:t>15</w:t>
       </w:r>
       <w:r>
         <w:rPr>
-          <w:lang w:val="en_US" w:bidi="en_US"/>
+          <w:lang w:val="el_GR" w:bidi="el_GR"/>
         </w:rPr>
         <w:t xml:space="preserve"> καὶ μὴ ὡς ἐχθρὸν ἡγεῖσθε, ἀλλὰ νουθετεῖτε ὡς ἀδελφόν.</w:t>
       </w:r>
@@ -1156,19 +1156,19 @@
       <w:pPr/>
       <w:r>
         <w:rPr>
-          <w:lang w:val="en_US" w:bidi="en_US"/>
+          <w:lang w:val="el_GR" w:bidi="el_GR"/>
         </w:rPr>
       </w:r>
       <w:r>
         <w:rPr>
           <w:vertAlign w:val="superscript"/>
-          <w:lang w:val="en_US" w:bidi="en_US"/>
+          <w:lang w:val="el_GR" w:bidi="el_GR"/>
         </w:rPr>
         <w:t>16</w:t>
       </w:r>
       <w:r>
         <w:rPr>
-          <w:lang w:val="en_US" w:bidi="en_US"/>
+          <w:lang w:val="el_GR" w:bidi="el_GR"/>
         </w:rPr>
         <w:t xml:space="preserve"> Αὐτὸς δὲ ὁ κύριος τῆς εἰρήνης δῴη ὑμῖν τὴν εἰρήνην διὰ παντὸς ἐν παντὶ τρόπῳ. ὁ κύριος μετὰ πάντων ὑμῶν.</w:t>
       </w:r>
@@ -1177,19 +1177,19 @@
       <w:pPr/>
       <w:r>
         <w:rPr>
-          <w:lang w:val="en_US" w:bidi="en_US"/>
+          <w:lang w:val="el_GR" w:bidi="el_GR"/>
         </w:rPr>
       </w:r>
       <w:r>
         <w:rPr>
           <w:vertAlign w:val="superscript"/>
-          <w:lang w:val="en_US" w:bidi="en_US"/>
+          <w:lang w:val="el_GR" w:bidi="el_GR"/>
         </w:rPr>
         <w:t>17</w:t>
       </w:r>
       <w:r>
         <w:rPr>
-          <w:lang w:val="en_US" w:bidi="en_US"/>
+          <w:lang w:val="el_GR" w:bidi="el_GR"/>
         </w:rPr>
         <w:t xml:space="preserve"> Ὁ ἀσπασμὸς τῇ ἐμῇ χειρὶ Παύλου, ὅ ἐστιν σημεῖον ἐν πάσῃ ἐπιστολῇ· οὕτως γράφω.</w:t>
       </w:r>
@@ -1198,19 +1198,19 @@
       <w:pPr/>
       <w:r>
         <w:rPr>
-          <w:lang w:val="en_US" w:bidi="en_US"/>
+          <w:lang w:val="el_GR" w:bidi="el_GR"/>
         </w:rPr>
       </w:r>
       <w:r>
         <w:rPr>
           <w:vertAlign w:val="superscript"/>
-          <w:lang w:val="en_US" w:bidi="en_US"/>
+          <w:lang w:val="el_GR" w:bidi="el_GR"/>
         </w:rPr>
         <w:t>18</w:t>
       </w:r>
       <w:r>
         <w:rPr>
-          <w:lang w:val="en_US" w:bidi="en_US"/>
+          <w:lang w:val="el_GR" w:bidi="el_GR"/>
         </w:rPr>
         <w:t xml:space="preserve"> ἡ χάρις τοῦ κυρίου ἡμῶν Ἰησοῦ Χριστοῦ μετὰ πάντων ὑμῶν.</w:t>
       </w:r>
@@ -3115,7 +3115,7 @@
     <w:rPrDefault>
       <w:rPr>
         <w:rFonts w:ascii="Times New Roman" w:eastAsia="Times New Roman" w:hAnsi="Times New Roman" w:cs="Times New Roman"/>
-        <w:lang w:val="en_US" w:eastAsia="en-US" w:bidi="ar-SA"/>
+        <w:lang w:val="el_GR" w:eastAsia="en-US" w:bidi="ar-SA"/>
       </w:rPr>
     </w:rPrDefault>
     <w:pPrDefault/>
